--- a/brandon/cv.docx
+++ b/brandon/cv.docx
@@ -14498,11 +14498,356 @@
     </w:p>
     <w:p>
       <w:pPr>
+        <w:numPr>
+          <w:ilvl w:val="0"/>
+          <w:numId w:val="5"/>
+        </w:numPr>
+        <w:tabs>
+          <w:tab w:val="left" w:pos="720"/>
+          <w:tab w:val="left" w:pos="1080"/>
+        </w:tabs>
+        <w:ind w:left="720"/>
+      </w:pPr>
+      <w:r>
+        <w:t xml:space="preserve">“Little; Yellow; Different:  Hyperbilirubinemia in preterm infants of lactating depressed female Green Monkeys receiving CACKLE-modified dairy supplements.” Neonatology Grand Rounds, Stanford University, Stanford, CA (2022)</w:t>
+      </w:r>
+    </w:p>
+    <w:p>
+      <w:pPr>
+        <w:numPr>
+          <w:ilvl w:val="0"/>
+          <w:numId w:val="5"/>
+        </w:numPr>
+        <w:tabs>
+          <w:tab w:val="left" w:pos="720"/>
+          <w:tab w:val="left" w:pos="1080"/>
+        </w:tabs>
+        <w:ind w:left="720"/>
+      </w:pPr>
+      <w:r>
+        <w:t>“Monitoring and Closed-Loop Control of Burst Suppression.” Neurology Grand Rounds, Massachusetts General Hospital, Boston, MA (2013)</w:t>
+      </w:r>
+    </w:p>
+    <w:p>
+      <w:pPr>
+        <w:numPr>
+          <w:ilvl w:val="0"/>
+          <w:numId w:val="5"/>
+        </w:numPr>
+        <w:tabs>
+          <w:tab w:val="left" w:pos="720"/>
+          <w:tab w:val="left" w:pos="1080"/>
+        </w:tabs>
+        <w:ind w:left="720"/>
+      </w:pPr>
+      <w:r>
+        <w:t>“Continuous Brain Monitoring in Critical Care.” Anesthesia, Critical Care and Pain Medicine Grand Rounds, Massachusetts General Hospital, Boston, MA (2013)</w:t>
+      </w:r>
+    </w:p>
+    <w:p>
+      <w:pPr>
+        <w:numPr>
+          <w:ilvl w:val="0"/>
+          <w:numId w:val="5"/>
+        </w:numPr>
+        <w:tabs>
+          <w:tab w:val="left" w:pos="720"/>
+          <w:tab w:val="left" w:pos="1080"/>
+        </w:tabs>
+        <w:ind w:left="720"/>
+      </w:pPr>
+      <w:r>
+        <w:t>“Why Brains Need Computers.” Neurology Grand Rounds, Massachusetts General Hospital, Boston, MA (2016)</w:t>
+      </w:r>
+    </w:p>
+    <w:p>
+      <w:pPr>
+        <w:numPr>
+          <w:ilvl w:val="0"/>
+          <w:numId w:val="5"/>
+        </w:numPr>
+        <w:tabs>
+          <w:tab w:val="left" w:pos="720"/>
+          <w:tab w:val="left" w:pos="1080"/>
+        </w:tabs>
+        <w:ind w:left="720"/>
+      </w:pPr>
+      <w:r>
+        <w:t>“Towards Personalized Critical Care Brain Monitoring.” Neurology Grand Rounds, Stanford University, Palo Alto, CA (2017)</w:t>
+      </w:r>
+    </w:p>
+    <w:p>
+      <w:pPr>
+        <w:numPr>
+          <w:ilvl w:val="0"/>
+          <w:numId w:val="5"/>
+        </w:numPr>
+        <w:tabs>
+          <w:tab w:val="left" w:pos="720"/>
+          <w:tab w:val="left" w:pos="1080"/>
+        </w:tabs>
+        <w:ind w:left="720"/>
+      </w:pPr>
+      <w:r>
+        <w:t>“Machine Learning in Neurology.” Neurology Grand Rounds, University of Wisconsin, Madison, WI (2019)</w:t>
+      </w:r>
+    </w:p>
+    <w:p>
+      <w:pPr>
+        <w:numPr>
+          <w:ilvl w:val="0"/>
+          <w:numId w:val="5"/>
+        </w:numPr>
+        <w:tabs>
+          <w:tab w:val="left" w:pos="720"/>
+          <w:tab w:val="left" w:pos="1080"/>
+        </w:tabs>
+        <w:ind w:left="720"/>
+      </w:pPr>
+      <w:r>
+        <w:t>“Early Ischemia Detection Using EEG in Subarachnoid Hemorrhage.” Neurology Grand Rounds, University Hospitals Cleveland Medical Center, Cleveland, OH (2019)</w:t>
+      </w:r>
+    </w:p>
+    <w:p>
+      <w:pPr>
+        <w:numPr>
+          <w:ilvl w:val="0"/>
+          <w:numId w:val="5"/>
+        </w:numPr>
+        <w:tabs>
+          <w:tab w:val="left" w:pos="720"/>
+          <w:tab w:val="left" w:pos="1080"/>
+        </w:tabs>
+        <w:ind w:left="720"/>
+      </w:pPr>
+      <w:r>
+        <w:t>“Automating Clinical Neurophysiology.” Neurology Grand Rounds, Stanford University, Palo Alto, CA (2019)</w:t>
+      </w:r>
+    </w:p>
+    <w:p>
+      <w:pPr>
+        <w:numPr>
+          <w:ilvl w:val="0"/>
+          <w:numId w:val="5"/>
+        </w:numPr>
+        <w:tabs>
+          <w:tab w:val="left" w:pos="720"/>
+          <w:tab w:val="left" w:pos="1080"/>
+        </w:tabs>
+        <w:ind w:left="720"/>
+      </w:pPr>
+      <w:r>
+        <w:t>“AI in Clinical Neurophysiology.” Neurology Grand Rounds, Massachusetts General Hospital, Boston, MA (2020)</w:t>
+      </w:r>
+    </w:p>
+    <w:p>
+      <w:pPr>
+        <w:numPr>
+          <w:ilvl w:val="0"/>
+          <w:numId w:val="5"/>
+        </w:numPr>
+        <w:tabs>
+          <w:tab w:val="left" w:pos="720"/>
+          <w:tab w:val="left" w:pos="1080"/>
+        </w:tabs>
+        <w:ind w:left="720"/>
+      </w:pPr>
+      <w:r>
+        <w:t>“Covid-19 Outcome Risk Prediction.” Neurology Grand Rounds, Massachusetts General Hospital, Boston, MA (2020)</w:t>
+      </w:r>
+    </w:p>
+    <w:p>
+      <w:pPr>
+        <w:numPr>
+          <w:ilvl w:val="0"/>
+          <w:numId w:val="5"/>
+        </w:numPr>
+        <w:tabs>
+          <w:tab w:val="left" w:pos="720"/>
+          <w:tab w:val="left" w:pos="1080"/>
+        </w:tabs>
+        <w:ind w:left="720"/>
+      </w:pPr>
+      <w:r>
+        <w:t>“Automated EEG Analysis in Clinical Care.” Neurology Grand Rounds, University of California San Diego, San Diego, CA (2020)</w:t>
+      </w:r>
+    </w:p>
+    <w:p>
+      <w:pPr>
+        <w:numPr>
+          <w:ilvl w:val="0"/>
+          <w:numId w:val="5"/>
+        </w:numPr>
+        <w:tabs>
+          <w:tab w:val="left" w:pos="720"/>
+          <w:tab w:val="left" w:pos="1080"/>
+        </w:tabs>
+        <w:ind w:left="720"/>
+      </w:pPr>
+      <w:r>
+        <w:t>“Denoising the Diagnosis of Epilepsy.” Neurology Grand Rounds, Einstein Medical Center Philadelphia, Philadelphia, PA (2022)</w:t>
+      </w:r>
+    </w:p>
+    <w:p>
+      <w:pPr>
+        <w:numPr>
+          <w:ilvl w:val="0"/>
+          <w:numId w:val="5"/>
+        </w:numPr>
+        <w:tabs>
+          <w:tab w:val="left" w:pos="720"/>
+          <w:tab w:val="left" w:pos="1080"/>
+        </w:tabs>
+        <w:ind w:left="720"/>
+      </w:pPr>
+      <w:r>
+        <w:t>“Quantifying the Ictal-Interictal-Injury Continuum.” Neurocritical Care Grand Rounds, University of Washington, Seattle, WA (2022)</w:t>
+      </w:r>
+    </w:p>
+    <w:p>
+      <w:pPr>
+        <w:numPr>
+          <w:ilvl w:val="0"/>
+          <w:numId w:val="5"/>
+        </w:numPr>
+        <w:tabs>
+          <w:tab w:val="left" w:pos="720"/>
+          <w:tab w:val="left" w:pos="1080"/>
+        </w:tabs>
+        <w:ind w:left="720"/>
+      </w:pPr>
+      <w:r>
+        <w:t>“Superhuman Management of Seizures in the ICU.” Neurology Grand Rounds, Yale School of Medicine, New Haven, CT (2023)</w:t>
+      </w:r>
+    </w:p>
+    <w:p>
+      <w:pPr>
+        <w:numPr>
+          <w:ilvl w:val="0"/>
+          <w:numId w:val="5"/>
+        </w:numPr>
+        <w:tabs>
+          <w:tab w:val="left" w:pos="720"/>
+          <w:tab w:val="left" w:pos="1080"/>
+        </w:tabs>
+        <w:ind w:left="720"/>
+      </w:pPr>
+      <w:r>
+        <w:t>“Optimizing Detection and Treatment of Nonconvulsive Status Epilepticus.” Geschwind Pan-Harvard Grand Rounds, Harvard Medical School, Boston, MA (2023)</w:t>
+      </w:r>
+    </w:p>
+    <w:p>
+      <w:pPr>
+        <w:numPr>
+          <w:ilvl w:val="0"/>
+          <w:numId w:val="5"/>
+        </w:numPr>
+        <w:tabs>
+          <w:tab w:val="left" w:pos="720"/>
+          <w:tab w:val="left" w:pos="1080"/>
+        </w:tabs>
+        <w:ind w:left="720"/>
+      </w:pPr>
+      <w:r>
+        <w:t>“Big Data and AI to Achieve Superhuman Detection and Treatment of Seizures in ICU Patients.” Healthcare Delivery Science Grand Rounds, Beth Israel Deaconess Medical Center / Harvard Medical School, Boston, MA (2023)</w:t>
+      </w:r>
+    </w:p>
+    <w:p>
+      <w:pPr>
+        <w:numPr>
+          <w:ilvl w:val="0"/>
+          <w:numId w:val="5"/>
+        </w:numPr>
+        <w:tabs>
+          <w:tab w:val="left" w:pos="720"/>
+          <w:tab w:val="left" w:pos="1080"/>
+        </w:tabs>
+        <w:ind w:left="720"/>
+      </w:pPr>
+      <w:r>
+        <w:t>“Toward Optimal Treatment of Harmful Brain Activity in Critical Illness.” Neurology Grand Rounds, University Hospital Cleveland Medical Center, Cleveland, OH (2024)</w:t>
+      </w:r>
+    </w:p>
+    <w:p>
+      <w:pPr>
+        <w:numPr>
+          <w:ilvl w:val="0"/>
+          <w:numId w:val="5"/>
+        </w:numPr>
+        <w:tabs>
+          <w:tab w:val="left" w:pos="720"/>
+          <w:tab w:val="left" w:pos="1080"/>
+        </w:tabs>
+        <w:ind w:left="720"/>
+      </w:pPr>
+      <w:r>
+        <w:t>“Reducing Noise in the Diagnosis of Epilepsy.” Neurology Grand Rounds, University of Texas Houston, Houston, TX (2024)</w:t>
+      </w:r>
+    </w:p>
+    <w:p>
+      <w:pPr>
+        <w:numPr>
+          <w:ilvl w:val="0"/>
+          <w:numId w:val="5"/>
+        </w:numPr>
+        <w:tabs>
+          <w:tab w:val="left" w:pos="720"/>
+          <w:tab w:val="left" w:pos="1080"/>
+        </w:tabs>
+        <w:ind w:left="720"/>
+      </w:pPr>
+      <w:r>
+        <w:t>“Reducing Noise in the Diagnosis of Epilepsy.” Neurology Grand Rounds, University of Pennsylvania, Philadelphia, PA (2024)</w:t>
+      </w:r>
+    </w:p>
+    <w:p>
+      <w:pPr>
+        <w:numPr>
+          <w:ilvl w:val="0"/>
+          <w:numId w:val="5"/>
+        </w:numPr>
+        <w:tabs>
+          <w:tab w:val="left" w:pos="720"/>
+          <w:tab w:val="left" w:pos="1080"/>
+        </w:tabs>
+        <w:ind w:left="720"/>
+      </w:pPr>
+      <w:r>
+        <w:t>“Reducing Diagnostic Noise in Neurology: Lessons from Epilepsy.” Neurology Grand Rounds, Beth Israel Deaconess Medical Center / Harvard Medical School, Boston, MA (2025)</w:t>
+      </w:r>
+    </w:p>
+    <w:p>
+      <w:pPr>
+        <w:numPr>
+          <w:ilvl w:val="0"/>
+          <w:numId w:val="5"/>
+        </w:numPr>
+        <w:tabs>
+          <w:tab w:val="left" w:pos="720"/>
+          <w:tab w:val="left" w:pos="1080"/>
+        </w:tabs>
+        <w:ind w:left="720"/>
+      </w:pPr>
+      <w:r>
+        <w:t>“Reducing Noise in Neurology: Lessons from Epilepsy.” Neurology Grand Rounds, University of Michigan, Ann Arbor, MI (2025)</w:t>
+      </w:r>
+    </w:p>
+    <w:p>
+      <w:pPr>
         <w:tabs>
           <w:tab w:val="left" w:pos="720"/>
           <w:tab w:val="left" w:pos="1080"/>
         </w:tabs>
         <w:spacing w:before="120"/>
+      </w:pPr>
+    </w:p>
+    <w:p>
+      <w:pPr>
+        <w:tabs>
+          <w:tab w:val="left" w:pos="720"/>
+          <w:tab w:val="left" w:pos="1080"/>
+        </w:tabs>
+        <w:spacing w:before="120"/>
         <w:rPr>
           <w:b/>
           <w:bCs/>
@@ -14518,30 +14863,733 @@
     </w:p>
     <w:p>
       <w:pPr>
+        <w:pStyle w:val="ListParagraph"/>
+        <w:numPr>
+          <w:ilvl w:val="0"/>
+          <w:numId w:val="48"/>
+        </w:numPr>
         <w:tabs>
           <w:tab w:val="left" w:pos="360"/>
           <w:tab w:val="left" w:pos="1080"/>
         </w:tabs>
         <w:spacing w:before="120"/>
         <w:rPr>
-          <w:b/>
-        </w:rPr>
-      </w:pPr>
-      <w:r>
-        <w:rPr>
-          <w:b/>
-        </w:rPr>
-        <w:t>National and Regional Meetings:</w:t>
-      </w:r>
-    </w:p>
-    <w:p>
-      <w:pPr>
+          <w:bCs/>
+        </w:rPr>
+      </w:pPr>
+      <w:r>
+        <w:t>“What is monkey cortex layer four for?.” Neuroanatomy &amp; Neurobiology Department, Washington University School of Medicine, St. Louis, MO (2002)</w:t>
+      </w:r>
+    </w:p>
+    <w:p>
+      <w:pPr>
+        <w:pStyle w:val="ListParagraph"/>
+        <w:numPr>
+          <w:ilvl w:val="0"/>
+          <w:numId w:val="48"/>
+        </w:numPr>
         <w:tabs>
           <w:tab w:val="left" w:pos="360"/>
           <w:tab w:val="left" w:pos="1080"/>
         </w:tabs>
         <w:spacing w:before="120"/>
         <w:rPr>
+          <w:bCs/>
+        </w:rPr>
+      </w:pPr>
+      <w:r>
+        <w:t>“EEG Patterns in the Neurological ICU.” MGH Neurosciences ICU, Boston, MA (2010)</w:t>
+      </w:r>
+    </w:p>
+    <w:p>
+      <w:pPr>
+        <w:pStyle w:val="ListParagraph"/>
+        <w:numPr>
+          <w:ilvl w:val="0"/>
+          <w:numId w:val="48"/>
+        </w:numPr>
+        <w:tabs>
+          <w:tab w:val="left" w:pos="360"/>
+          <w:tab w:val="left" w:pos="1080"/>
+        </w:tabs>
+        <w:spacing w:before="120"/>
+        <w:rPr>
+          <w:bCs/>
+        </w:rPr>
+      </w:pPr>
+      <w:r>
+        <w:t>“Should Statins Be Avoided After Intracerebral Hemorrhage? Implications of SPARCL.” MGH Stroke Research Center, Boston, MA (2010)</w:t>
+      </w:r>
+    </w:p>
+    <w:p>
+      <w:pPr>
+        <w:pStyle w:val="ListParagraph"/>
+        <w:numPr>
+          <w:ilvl w:val="0"/>
+          <w:numId w:val="48"/>
+        </w:numPr>
+        <w:tabs>
+          <w:tab w:val="left" w:pos="360"/>
+          <w:tab w:val="left" w:pos="1080"/>
+        </w:tabs>
+        <w:spacing w:before="120"/>
+        <w:rPr>
+          <w:bCs/>
+        </w:rPr>
+      </w:pPr>
+      <w:r>
+        <w:t>“Fundamentals of ICU EEG Monitoring.” Nursing Skills Day, MGH Neurosciences ICU, Boston, MA (2012)</w:t>
+      </w:r>
+    </w:p>
+    <w:p>
+      <w:pPr>
+        <w:pStyle w:val="ListParagraph"/>
+        <w:numPr>
+          <w:ilvl w:val="0"/>
+          <w:numId w:val="48"/>
+        </w:numPr>
+        <w:tabs>
+          <w:tab w:val="left" w:pos="360"/>
+          <w:tab w:val="left" w:pos="1080"/>
+        </w:tabs>
+        <w:spacing w:before="120"/>
+        <w:rPr>
+          <w:bCs/>
+        </w:rPr>
+      </w:pPr>
+      <w:r>
+        <w:t>“Status Epilepticus and the Ictal–Interictal Continuum: Introduction to ICU EEG.” MGH Critical Care Center, Boston, MA (2012)</w:t>
+      </w:r>
+    </w:p>
+    <w:p>
+      <w:pPr>
+        <w:pStyle w:val="ListParagraph"/>
+        <w:numPr>
+          <w:ilvl w:val="0"/>
+          <w:numId w:val="48"/>
+        </w:numPr>
+        <w:tabs>
+          <w:tab w:val="left" w:pos="360"/>
+          <w:tab w:val="left" w:pos="1080"/>
+        </w:tabs>
+        <w:spacing w:before="120"/>
+        <w:rPr>
+          <w:bCs/>
+        </w:rPr>
+      </w:pPr>
+      <w:r>
+        <w:t>“Neurological Prognostication in Coma After Cardiac Arrest.” MGH Critical Care Center, Boston, MA (2013)</w:t>
+      </w:r>
+    </w:p>
+    <w:p>
+      <w:pPr>
+        <w:pStyle w:val="ListParagraph"/>
+        <w:numPr>
+          <w:ilvl w:val="0"/>
+          <w:numId w:val="48"/>
+        </w:numPr>
+        <w:tabs>
+          <w:tab w:val="left" w:pos="360"/>
+          <w:tab w:val="left" w:pos="1080"/>
+        </w:tabs>
+        <w:spacing w:before="120"/>
+        <w:rPr>
+          <w:bCs/>
+        </w:rPr>
+      </w:pPr>
+      <w:r>
+        <w:t>“Monitoring and Closed-Loop Control of Burst Suppression.” Department of Brain &amp; Cognitive Sciences, MIT, Cambridge, MA (2014)</w:t>
+      </w:r>
+    </w:p>
+    <w:p>
+      <w:pPr>
+        <w:pStyle w:val="ListParagraph"/>
+        <w:numPr>
+          <w:ilvl w:val="0"/>
+          <w:numId w:val="48"/>
+        </w:numPr>
+        <w:tabs>
+          <w:tab w:val="left" w:pos="360"/>
+          <w:tab w:val="left" w:pos="1080"/>
+        </w:tabs>
+        <w:spacing w:before="120"/>
+        <w:rPr>
+          <w:bCs/>
+        </w:rPr>
+      </w:pPr>
+      <w:r>
+        <w:t>“EEG-Related Skin Lesions: Statistical Process Monitoring &amp; Risk Reduction.” MGHfC Quality &amp; Safety Operations Lead Team Meeting, Boston, MA (2014)</w:t>
+      </w:r>
+    </w:p>
+    <w:p>
+      <w:pPr>
+        <w:pStyle w:val="ListParagraph"/>
+        <w:numPr>
+          <w:ilvl w:val="0"/>
+          <w:numId w:val="48"/>
+        </w:numPr>
+        <w:tabs>
+          <w:tab w:val="left" w:pos="360"/>
+          <w:tab w:val="left" w:pos="1080"/>
+        </w:tabs>
+        <w:spacing w:before="120"/>
+        <w:rPr>
+          <w:bCs/>
+        </w:rPr>
+      </w:pPr>
+      <w:r>
+        <w:t>“Fundamentals of Continuous EEG Monitoring in Neurocritical Care; Quantitative Clinical EEG Fundamentals.” MGH Neurosciences ICU &amp; BWH/MGH Clinical Neurophysiology Fellows Didactic Conference, Boston, MA (2014)</w:t>
+      </w:r>
+    </w:p>
+    <w:p>
+      <w:pPr>
+        <w:pStyle w:val="ListParagraph"/>
+        <w:numPr>
+          <w:ilvl w:val="0"/>
+          <w:numId w:val="48"/>
+        </w:numPr>
+        <w:tabs>
+          <w:tab w:val="left" w:pos="360"/>
+          <w:tab w:val="left" w:pos="1080"/>
+        </w:tabs>
+        <w:spacing w:before="120"/>
+        <w:rPr>
+          <w:bCs/>
+        </w:rPr>
+      </w:pPr>
+      <w:r>
+        <w:t>“Automated Surveillance for Ventilator-Associated Pneumonia.” MGH Infection Control Committee, Boston, MA (2015)</w:t>
+      </w:r>
+    </w:p>
+    <w:p>
+      <w:pPr>
+        <w:pStyle w:val="ListParagraph"/>
+        <w:numPr>
+          <w:ilvl w:val="0"/>
+          <w:numId w:val="48"/>
+        </w:numPr>
+        <w:tabs>
+          <w:tab w:val="left" w:pos="360"/>
+          <w:tab w:val="left" w:pos="1080"/>
+        </w:tabs>
+        <w:spacing w:before="120"/>
+        <w:rPr>
+          <w:bCs/>
+        </w:rPr>
+      </w:pPr>
+      <w:r>
+        <w:t>“The Role of Continuous EEG in Coma After Cardiac Arrest: Prognostic Value.” MGH EEG Technologist Training Meeting, Boston, MA (2015)</w:t>
+      </w:r>
+    </w:p>
+    <w:p>
+      <w:pPr>
+        <w:pStyle w:val="ListParagraph"/>
+        <w:numPr>
+          <w:ilvl w:val="0"/>
+          <w:numId w:val="48"/>
+        </w:numPr>
+        <w:tabs>
+          <w:tab w:val="left" w:pos="360"/>
+          <w:tab w:val="left" w:pos="1080"/>
+        </w:tabs>
+        <w:spacing w:before="120"/>
+        <w:rPr>
+          <w:bCs/>
+        </w:rPr>
+      </w:pPr>
+      <w:r>
+        <w:t>“Quantitative Electroencephalography.” Epilepsy Fellows Training Conference, MGH Neurology, Boston, MA (2017)</w:t>
+      </w:r>
+    </w:p>
+    <w:p>
+      <w:pPr>
+        <w:pStyle w:val="ListParagraph"/>
+        <w:numPr>
+          <w:ilvl w:val="0"/>
+          <w:numId w:val="48"/>
+        </w:numPr>
+        <w:tabs>
+          <w:tab w:val="left" w:pos="360"/>
+          <w:tab w:val="left" w:pos="1080"/>
+        </w:tabs>
+        <w:spacing w:before="120"/>
+        <w:rPr>
+          <w:bCs/>
+        </w:rPr>
+      </w:pPr>
+      <w:r>
+        <w:t>“CDAC: Bringing Big Clinical Data to Life.” MGH Neurosurgery Faculty Meeting, Boston, MA (2018)</w:t>
+      </w:r>
+    </w:p>
+    <w:p>
+      <w:pPr>
+        <w:pStyle w:val="ListParagraph"/>
+        <w:numPr>
+          <w:ilvl w:val="0"/>
+          <w:numId w:val="48"/>
+        </w:numPr>
+        <w:tabs>
+          <w:tab w:val="left" w:pos="360"/>
+          <w:tab w:val="left" w:pos="1080"/>
+        </w:tabs>
+        <w:spacing w:before="120"/>
+        <w:rPr>
+          <w:bCs/>
+        </w:rPr>
+      </w:pPr>
+      <w:r>
+        <w:t>“Landmark Project #4: Clinical Time Series Data.” Partners HealthCare EDMT Meeting, Boston, MA (2018)</w:t>
+      </w:r>
+    </w:p>
+    <w:p>
+      <w:pPr>
+        <w:pStyle w:val="ListParagraph"/>
+        <w:numPr>
+          <w:ilvl w:val="0"/>
+          <w:numId w:val="48"/>
+        </w:numPr>
+        <w:tabs>
+          <w:tab w:val="left" w:pos="360"/>
+          <w:tab w:val="left" w:pos="1080"/>
+        </w:tabs>
+        <w:spacing w:before="120"/>
+        <w:rPr>
+          <w:bCs/>
+        </w:rPr>
+      </w:pPr>
+      <w:r>
+        <w:t>“Validating the Brain Age Index: Modifying Brain Aging Through Exercise.” McCance Center for Brain Health Faculty Meeting, Boston, MA (2019)</w:t>
+      </w:r>
+    </w:p>
+    <w:p>
+      <w:pPr>
+        <w:pStyle w:val="ListParagraph"/>
+        <w:numPr>
+          <w:ilvl w:val="0"/>
+          <w:numId w:val="48"/>
+        </w:numPr>
+        <w:tabs>
+          <w:tab w:val="left" w:pos="360"/>
+          <w:tab w:val="left" w:pos="1080"/>
+        </w:tabs>
+        <w:spacing w:before="120"/>
+        <w:rPr>
+          <w:bCs/>
+        </w:rPr>
+      </w:pPr>
+      <w:r>
+        <w:t>“Automatic Detection of Nonconvulsive Seizures.” BIDMC Research Day, Boston, MA (2023)</w:t>
+      </w:r>
+    </w:p>
+    <w:p>
+      <w:pPr>
+        <w:tabs>
+          <w:tab w:val="left" w:pos="360"/>
+          <w:tab w:val="left" w:pos="1080"/>
+        </w:tabs>
+        <w:spacing w:before="120"/>
+        <w:rPr>
+          <w:b/>
+        </w:rPr>
+      </w:pPr>
+    </w:p>
+    <w:p>
+      <w:pPr>
+        <w:tabs>
+          <w:tab w:val="left" w:pos="360"/>
+          <w:tab w:val="left" w:pos="1080"/>
+        </w:tabs>
+        <w:spacing w:before="120"/>
+        <w:rPr>
+          <w:b/>
+        </w:rPr>
+      </w:pPr>
+      <w:r>
+        <w:rPr>
+          <w:b/>
+        </w:rPr>
+        <w:t>National and Regional Meetings:</w:t>
+      </w:r>
+    </w:p>
+    <w:p>
+      <w:pPr>
+        <w:pStyle w:val="ListParagraph"/>
+        <w:numPr>
+          <w:ilvl w:val="0"/>
+          <w:numId w:val="49"/>
+        </w:numPr>
+        <w:tabs>
+          <w:tab w:val="left" w:pos="720"/>
+          <w:tab w:val="left" w:pos="1080"/>
+        </w:tabs>
+        <w:spacing w:before="120"/>
+      </w:pPr>
+      <w:r>
+        <w:t>“Automatic Detection of Beta Amyloid in Digital Images Using Visual Texture.” Alzheimer’s Disease Research Center, Washington University, St. Louis, MO (2005)</w:t>
+      </w:r>
+    </w:p>
+    <w:p>
+      <w:pPr>
+        <w:pStyle w:val="ListParagraph"/>
+        <w:numPr>
+          <w:ilvl w:val="0"/>
+          <w:numId w:val="49"/>
+        </w:numPr>
+        <w:tabs>
+          <w:tab w:val="left" w:pos="720"/>
+          <w:tab w:val="left" w:pos="1080"/>
+        </w:tabs>
+        <w:spacing w:before="120"/>
+      </w:pPr>
+      <w:r>
+        <w:t>“Early Detection of Delayed Cerebral Ischemia Using EEG.” Greater Boston Epilepsy Society, Boston, MA (2015)</w:t>
+      </w:r>
+    </w:p>
+    <w:p>
+      <w:pPr>
+        <w:pStyle w:val="ListParagraph"/>
+        <w:numPr>
+          <w:ilvl w:val="0"/>
+          <w:numId w:val="49"/>
+        </w:numPr>
+        <w:tabs>
+          <w:tab w:val="left" w:pos="720"/>
+          <w:tab w:val="left" w:pos="1080"/>
+        </w:tabs>
+        <w:spacing w:before="120"/>
+      </w:pPr>
+      <w:r>
+        <w:t>“Polysomnographic Signatures of Brain Age.” Massachusetts Sleep Society, Westborough, MA (2017)</w:t>
+      </w:r>
+    </w:p>
+    <w:p>
+      <w:pPr>
+        <w:pStyle w:val="ListParagraph"/>
+        <w:numPr>
+          <w:ilvl w:val="0"/>
+          <w:numId w:val="49"/>
+        </w:numPr>
+        <w:tabs>
+          <w:tab w:val="left" w:pos="720"/>
+          <w:tab w:val="left" w:pos="1080"/>
+        </w:tabs>
+        <w:spacing w:before="120"/>
+      </w:pPr>
+      <w:r>
+        <w:t>“Artificially Intelligent Brain Monitoring.” World Medical Innovation Forum, Boston, MA (2019)</w:t>
+      </w:r>
+    </w:p>
+    <w:p>
+      <w:pPr>
+        <w:pStyle w:val="ListParagraph"/>
+        <w:numPr>
+          <w:ilvl w:val="0"/>
+          <w:numId w:val="49"/>
+        </w:numPr>
+        <w:tabs>
+          <w:tab w:val="left" w:pos="720"/>
+          <w:tab w:val="left" w:pos="1080"/>
+        </w:tabs>
+        <w:spacing w:before="120"/>
+      </w:pPr>
+      <w:r>
+        <w:t>“Expert-Level Automatic Detection of Epileptiform Discharges.” American Neurological Association, St. Louis, MO (2019)</w:t>
+      </w:r>
+    </w:p>
+    <w:p>
+      <w:pPr>
+        <w:pStyle w:val="ListParagraph"/>
+        <w:numPr>
+          <w:ilvl w:val="0"/>
+          <w:numId w:val="49"/>
+        </w:numPr>
+        <w:tabs>
+          <w:tab w:val="left" w:pos="720"/>
+          <w:tab w:val="left" w:pos="1080"/>
+        </w:tabs>
+        <w:spacing w:before="120"/>
+      </w:pPr>
+      <w:r>
+        <w:t>“EEG Monitoring for Early Detection of Cerebral Ischemia.” American Clinical Neurophysiology Society Annual Meeting, New Orleans, LA (2020)</w:t>
+      </w:r>
+    </w:p>
+    <w:p>
+      <w:pPr>
+        <w:pStyle w:val="ListParagraph"/>
+        <w:numPr>
+          <w:ilvl w:val="0"/>
+          <w:numId w:val="49"/>
+        </w:numPr>
+        <w:tabs>
+          <w:tab w:val="left" w:pos="720"/>
+          <w:tab w:val="left" w:pos="1080"/>
+        </w:tabs>
+        <w:spacing w:before="120"/>
+      </w:pPr>
+      <w:r>
+        <w:t>“Automating Clinical Neurophysiology.” Duke Comprehensive Epilepsy Center Quarterly Research Symposium, Durham, NC (2020)</w:t>
+      </w:r>
+    </w:p>
+    <w:p>
+      <w:pPr>
+        <w:pStyle w:val="ListParagraph"/>
+        <w:numPr>
+          <w:ilvl w:val="0"/>
+          <w:numId w:val="49"/>
+        </w:numPr>
+        <w:tabs>
+          <w:tab w:val="left" w:pos="720"/>
+          <w:tab w:val="left" w:pos="1080"/>
+        </w:tabs>
+        <w:spacing w:before="120"/>
+      </w:pPr>
+      <w:r>
+        <w:t>“Big Data and Machine Learning to Advance Status Epilepticus Research.” American Neurological Association, Virtual Meeting (2020)</w:t>
+      </w:r>
+    </w:p>
+    <w:p>
+      <w:pPr>
+        <w:pStyle w:val="ListParagraph"/>
+        <w:numPr>
+          <w:ilvl w:val="0"/>
+          <w:numId w:val="49"/>
+        </w:numPr>
+        <w:tabs>
+          <w:tab w:val="left" w:pos="720"/>
+          <w:tab w:val="left" w:pos="1080"/>
+        </w:tabs>
+        <w:spacing w:before="120"/>
+      </w:pPr>
+      <w:r>
+        <w:t>“Automated Detection of Seizures and Ictal–Interictal Continuum Patterns Using Deep Learning.” American Clinical Neurophysiology Society Annual Meeting, Virtual (2021)</w:t>
+      </w:r>
+    </w:p>
+    <w:p>
+      <w:pPr>
+        <w:pStyle w:val="ListParagraph"/>
+        <w:numPr>
+          <w:ilvl w:val="0"/>
+          <w:numId w:val="49"/>
+        </w:numPr>
+        <w:tabs>
+          <w:tab w:val="left" w:pos="720"/>
+          <w:tab w:val="left" w:pos="1080"/>
+        </w:tabs>
+        <w:spacing w:before="120"/>
+      </w:pPr>
+      <w:r>
+        <w:t>“Sleep as a Window into Brain Health.” Harvard Sleep Grand Rounds, Virtual (2021)</w:t>
+      </w:r>
+    </w:p>
+    <w:p>
+      <w:pPr>
+        <w:pStyle w:val="ListParagraph"/>
+        <w:numPr>
+          <w:ilvl w:val="0"/>
+          <w:numId w:val="49"/>
+        </w:numPr>
+        <w:tabs>
+          <w:tab w:val="left" w:pos="720"/>
+          <w:tab w:val="left" w:pos="1080"/>
+        </w:tabs>
+        <w:spacing w:before="120"/>
+      </w:pPr>
+      <w:r>
+        <w:t>“Avoiding Pitfalls in EEG Interpretation.” American Academy of Neurology Annual Meeting, Seattle, WA (2022)</w:t>
+      </w:r>
+    </w:p>
+    <w:p>
+      <w:pPr>
+        <w:pStyle w:val="ListParagraph"/>
+        <w:numPr>
+          <w:ilvl w:val="0"/>
+          <w:numId w:val="49"/>
+        </w:numPr>
+        <w:tabs>
+          <w:tab w:val="left" w:pos="720"/>
+          <w:tab w:val="left" w:pos="1080"/>
+        </w:tabs>
+        <w:spacing w:before="120"/>
+      </w:pPr>
+      <w:r>
+        <w:t>“Artificial Intelligence in Sleep Medicine.” American Neurological Association Annual Meeting, Chicago, IL (2022)</w:t>
+      </w:r>
+    </w:p>
+    <w:p>
+      <w:pPr>
+        <w:pStyle w:val="ListParagraph"/>
+        <w:numPr>
+          <w:ilvl w:val="0"/>
+          <w:numId w:val="49"/>
+        </w:numPr>
+        <w:tabs>
+          <w:tab w:val="left" w:pos="720"/>
+          <w:tab w:val="left" w:pos="1080"/>
+        </w:tabs>
+        <w:spacing w:before="120"/>
+      </w:pPr>
+      <w:r>
+        <w:t>“Addressing Problems in Critical Care Neurophysiology Using Machine Learning.” Machine Learning in Medicine Seminar Series, Carnegie Mellon University, Pittsburgh, PA (2022)</w:t>
+      </w:r>
+    </w:p>
+    <w:p>
+      <w:pPr>
+        <w:pStyle w:val="ListParagraph"/>
+        <w:numPr>
+          <w:ilvl w:val="0"/>
+          <w:numId w:val="49"/>
+        </w:numPr>
+        <w:tabs>
+          <w:tab w:val="left" w:pos="720"/>
+          <w:tab w:val="left" w:pos="1080"/>
+        </w:tabs>
+        <w:spacing w:before="120"/>
+      </w:pPr>
+      <w:r>
+        <w:t>“Epileptiform and Non-Epileptiform Findings in ICU Electroencephalography.” American Academy of Neurology Annual Meeting, Boston, MA (2023)</w:t>
+      </w:r>
+    </w:p>
+    <w:p>
+      <w:pPr>
+        <w:pStyle w:val="ListParagraph"/>
+        <w:numPr>
+          <w:ilvl w:val="0"/>
+          <w:numId w:val="49"/>
+        </w:numPr>
+        <w:tabs>
+          <w:tab w:val="left" w:pos="720"/>
+          <w:tab w:val="left" w:pos="1080"/>
+        </w:tabs>
+        <w:spacing w:before="120"/>
+      </w:pPr>
+      <w:r>
+        <w:t>“Neurophysiological Grading of Encephalopathy.” American Academy of Neurology Annual Meeting, Boston, MA (2023)</w:t>
+      </w:r>
+    </w:p>
+    <w:p>
+      <w:pPr>
+        <w:pStyle w:val="ListParagraph"/>
+        <w:numPr>
+          <w:ilvl w:val="0"/>
+          <w:numId w:val="49"/>
+        </w:numPr>
+        <w:tabs>
+          <w:tab w:val="left" w:pos="720"/>
+          <w:tab w:val="left" w:pos="1080"/>
+        </w:tabs>
+        <w:spacing w:before="120"/>
+      </w:pPr>
+      <w:r>
+        <w:t>“Identifying and Overcoming Barriers for Clinical Use of Artificial Intelligence in Sleep Medicine.” American Academy of Sleep Medicine Annual Meeting, Indianapolis, IN (2023)</w:t>
+      </w:r>
+    </w:p>
+    <w:p>
+      <w:pPr>
+        <w:pStyle w:val="ListParagraph"/>
+        <w:numPr>
+          <w:ilvl w:val="0"/>
+          <w:numId w:val="49"/>
+        </w:numPr>
+        <w:tabs>
+          <w:tab w:val="left" w:pos="720"/>
+          <w:tab w:val="left" w:pos="1080"/>
+        </w:tabs>
+        <w:spacing w:before="120"/>
+      </w:pPr>
+      <w:r>
+        <w:t>“Optimizing Treatment of Nonconvulsive Status Epilepticus.” American Epilepsy Society Annual Meeting, Orlando, FL (2023)</w:t>
+      </w:r>
+    </w:p>
+    <w:p>
+      <w:pPr>
+        <w:pStyle w:val="ListParagraph"/>
+        <w:numPr>
+          <w:ilvl w:val="0"/>
+          <w:numId w:val="49"/>
+        </w:numPr>
+        <w:tabs>
+          <w:tab w:val="left" w:pos="720"/>
+          <w:tab w:val="left" w:pos="1080"/>
+        </w:tabs>
+        <w:spacing w:before="120"/>
+      </w:pPr>
+      <w:r>
+        <w:t>“Collaborating with Industry.” American Clinical Neurophysiology Society Annual Meeting, Orlando, FL (2024)</w:t>
+      </w:r>
+    </w:p>
+    <w:p>
+      <w:pPr>
+        <w:pStyle w:val="ListParagraph"/>
+        <w:numPr>
+          <w:ilvl w:val="0"/>
+          <w:numId w:val="49"/>
+        </w:numPr>
+        <w:tabs>
+          <w:tab w:val="left" w:pos="720"/>
+          <w:tab w:val="left" w:pos="1080"/>
+        </w:tabs>
+        <w:spacing w:before="120"/>
+      </w:pPr>
+      <w:r>
+        <w:t>“Quantitative EEG.” American Clinical Neurophysiology Society Annual Meeting, Orlando, FL (2024)</w:t>
+      </w:r>
+    </w:p>
+    <w:p>
+      <w:pPr>
+        <w:pStyle w:val="ListParagraph"/>
+        <w:numPr>
+          <w:ilvl w:val="0"/>
+          <w:numId w:val="49"/>
+        </w:numPr>
+        <w:tabs>
+          <w:tab w:val="left" w:pos="720"/>
+          <w:tab w:val="left" w:pos="1080"/>
+        </w:tabs>
+        <w:spacing w:before="120"/>
+      </w:pPr>
+      <w:r>
+        <w:t>“The EEG Map of Everything (MOE).” Critical Care EEG Monitoring Research Consortium Meeting, Orlando, FL (2024)</w:t>
+      </w:r>
+    </w:p>
+    <w:p>
+      <w:pPr>
+        <w:pStyle w:val="ListParagraph"/>
+        <w:numPr>
+          <w:ilvl w:val="0"/>
+          <w:numId w:val="49"/>
+        </w:numPr>
+        <w:tabs>
+          <w:tab w:val="left" w:pos="720"/>
+          <w:tab w:val="left" w:pos="1080"/>
+        </w:tabs>
+        <w:spacing w:before="120"/>
+      </w:pPr>
+      <w:r>
+        <w:t>“AI in ICU EEG.” American Epilepsy Society Annual Meeting, Los Angeles, CA (2024)</w:t>
+      </w:r>
+    </w:p>
+    <w:p>
+      <w:pPr>
+        <w:pStyle w:val="ListParagraph"/>
+        <w:numPr>
+          <w:ilvl w:val="0"/>
+          <w:numId w:val="49"/>
+        </w:numPr>
+        <w:tabs>
+          <w:tab w:val="left" w:pos="720"/>
+          <w:tab w:val="left" w:pos="1080"/>
+        </w:tabs>
+        <w:spacing w:before="120"/>
+      </w:pPr>
+    </w:p>
+    <w:p>
+      <w:pPr>
+        <w:tabs>
+          <w:tab w:val="left" w:pos="360"/>
+          <w:tab w:val="left" w:pos="1080"/>
+        </w:tabs>
+        <w:spacing w:before="120"/>
+        <w:rPr>
           <w:b/>
         </w:rPr>
       </w:pPr>
@@ -14551,6 +15599,287 @@
         </w:rPr>
         <w:t>International Meetings:</w:t>
       </w:r>
+    </w:p>
+    <w:p>
+      <w:pPr>
+        <w:pStyle w:val="ListParagraph"/>
+        <w:numPr>
+          <w:ilvl w:val="0"/>
+          <w:numId w:val="50"/>
+        </w:numPr>
+        <w:tabs>
+          <w:tab w:val="left" w:pos="360"/>
+          <w:tab w:val="left" w:pos="1080"/>
+        </w:tabs>
+        <w:spacing w:before="120"/>
+      </w:pPr>
+      <w:r>
+        <w:t>“Opportunities for Intelligent Computing in Clinical Neurophysiology.” Nanyang Technical University Symposium on Novel Technologies for Clinical Practice in Neurology, Singapore (2012)</w:t>
+      </w:r>
+    </w:p>
+    <w:p>
+      <w:pPr>
+        <w:pStyle w:val="ListParagraph"/>
+        <w:numPr>
+          <w:ilvl w:val="0"/>
+          <w:numId w:val="50"/>
+        </w:numPr>
+        <w:tabs>
+          <w:tab w:val="left" w:pos="360"/>
+          <w:tab w:val="left" w:pos="1080"/>
+        </w:tabs>
+        <w:spacing w:before="120"/>
+      </w:pPr>
+      <w:r>
+        <w:t>“Real-Time Measurement and Closed-Loop Control of Burst Suppression.” IEEE Engineering in Medicine and Biology Society Conference, Osaka, Japan (2013)</w:t>
+      </w:r>
+    </w:p>
+    <w:p>
+      <w:pPr>
+        <w:pStyle w:val="ListParagraph"/>
+        <w:numPr>
+          <w:ilvl w:val="0"/>
+          <w:numId w:val="50"/>
+        </w:numPr>
+        <w:tabs>
+          <w:tab w:val="left" w:pos="360"/>
+          <w:tab w:val="left" w:pos="1080"/>
+        </w:tabs>
+        <w:spacing w:before="120"/>
+      </w:pPr>
+      <w:r>
+        <w:t>“Optimizing the Treatment of Refractory Status Epilepticus.” Networks in Epilepsy Conference, Beijing, China (2015)</w:t>
+      </w:r>
+    </w:p>
+    <w:p>
+      <w:pPr>
+        <w:pStyle w:val="ListParagraph"/>
+        <w:numPr>
+          <w:ilvl w:val="0"/>
+          <w:numId w:val="50"/>
+        </w:numPr>
+        <w:tabs>
+          <w:tab w:val="left" w:pos="360"/>
+          <w:tab w:val="left" w:pos="1080"/>
+        </w:tabs>
+        <w:spacing w:before="120"/>
+      </w:pPr>
+      <w:r>
+        <w:t>“Engineering in Neurocritical Care: Modeling &amp; Control of Refractory Status Epilepticus.” International Symposium on EEG Signal Analysis, Xi’an, China (2015)</w:t>
+      </w:r>
+    </w:p>
+    <w:p>
+      <w:pPr>
+        <w:pStyle w:val="ListParagraph"/>
+        <w:numPr>
+          <w:ilvl w:val="0"/>
+          <w:numId w:val="50"/>
+        </w:numPr>
+        <w:tabs>
+          <w:tab w:val="left" w:pos="360"/>
+          <w:tab w:val="left" w:pos="1080"/>
+        </w:tabs>
+        <w:spacing w:before="120"/>
+      </w:pPr>
+      <w:r>
+        <w:t>“Quantitative Electroencephalography for Detection of Seizures and Ischemia.” Beijing ICU Neuroelectrophysiological Monitoring Forum, Beijing, China (2015)</w:t>
+      </w:r>
+    </w:p>
+    <w:p>
+      <w:pPr>
+        <w:pStyle w:val="ListParagraph"/>
+        <w:numPr>
+          <w:ilvl w:val="0"/>
+          <w:numId w:val="50"/>
+        </w:numPr>
+        <w:tabs>
+          <w:tab w:val="left" w:pos="360"/>
+          <w:tab w:val="left" w:pos="1080"/>
+        </w:tabs>
+        <w:spacing w:before="120"/>
+      </w:pPr>
+      <w:r>
+        <w:t>“Why Brains Need Computers: How Machine Learning and Big Data Can Help Neurology.” Extreme Learning Machines Annual Conference, Singapore (2016)</w:t>
+      </w:r>
+    </w:p>
+    <w:p>
+      <w:pPr>
+        <w:pStyle w:val="ListParagraph"/>
+        <w:numPr>
+          <w:ilvl w:val="0"/>
+          <w:numId w:val="50"/>
+        </w:numPr>
+        <w:tabs>
+          <w:tab w:val="left" w:pos="360"/>
+          <w:tab w:val="left" w:pos="1080"/>
+        </w:tabs>
+        <w:spacing w:before="120"/>
+      </w:pPr>
+      <w:r>
+        <w:t>“Machine Learning in Neurocritical Care.” Northwestern University International Forum on Big Data in Healthcare, Xi’an, China (2017)</w:t>
+      </w:r>
+    </w:p>
+    <w:p>
+      <w:pPr>
+        <w:pStyle w:val="ListParagraph"/>
+        <w:numPr>
+          <w:ilvl w:val="0"/>
+          <w:numId w:val="50"/>
+        </w:numPr>
+        <w:tabs>
+          <w:tab w:val="left" w:pos="360"/>
+          <w:tab w:val="left" w:pos="1080"/>
+        </w:tabs>
+        <w:spacing w:before="120"/>
+      </w:pPr>
+      <w:r>
+        <w:t>“Quantitative EEG: Detecting Ischemia and Seizures.” International Congress of Clinical Neurophysiology, Washington, DC (2018)</w:t>
+      </w:r>
+    </w:p>
+    <w:p>
+      <w:pPr>
+        <w:pStyle w:val="ListParagraph"/>
+        <w:numPr>
+          <w:ilvl w:val="0"/>
+          <w:numId w:val="50"/>
+        </w:numPr>
+        <w:tabs>
+          <w:tab w:val="left" w:pos="360"/>
+          <w:tab w:val="left" w:pos="1080"/>
+        </w:tabs>
+        <w:spacing w:before="120"/>
+      </w:pPr>
+      <w:r>
+        <w:t>“Removing the Confusion from Toxic-Metabolic Encephalopathy.” University of Twente Mini-Symposium, Enschede, Netherlands (2018)</w:t>
+      </w:r>
+    </w:p>
+    <w:p>
+      <w:pPr>
+        <w:pStyle w:val="ListParagraph"/>
+        <w:numPr>
+          <w:ilvl w:val="0"/>
+          <w:numId w:val="50"/>
+        </w:numPr>
+        <w:tabs>
+          <w:tab w:val="left" w:pos="360"/>
+          <w:tab w:val="left" w:pos="1080"/>
+        </w:tabs>
+        <w:spacing w:before="120"/>
+      </w:pPr>
+      <w:r>
+        <w:t>“Mapping the Ictal–Interictal–Injury Continuum.” Neurocritical Care Society Annual Meeting, Vancouver, Canada (2019)</w:t>
+      </w:r>
+    </w:p>
+    <w:p>
+      <w:pPr>
+        <w:pStyle w:val="ListParagraph"/>
+        <w:numPr>
+          <w:ilvl w:val="0"/>
+          <w:numId w:val="50"/>
+        </w:numPr>
+        <w:tabs>
+          <w:tab w:val="left" w:pos="360"/>
+          <w:tab w:val="left" w:pos="1080"/>
+        </w:tabs>
+        <w:spacing w:before="120"/>
+      </w:pPr>
+      <w:r>
+        <w:t>“Superhuman Detection of Seizures, Rhythmic and Periodic Patterns in ICU EEG.” International Congress on Clinical Neurophysiology (ICCN), Geneva, Switzerland (2022)</w:t>
+      </w:r>
+    </w:p>
+    <w:p>
+      <w:pPr>
+        <w:pStyle w:val="ListParagraph"/>
+        <w:numPr>
+          <w:ilvl w:val="0"/>
+          <w:numId w:val="50"/>
+        </w:numPr>
+        <w:tabs>
+          <w:tab w:val="left" w:pos="360"/>
+          <w:tab w:val="left" w:pos="1080"/>
+        </w:tabs>
+        <w:spacing w:before="120"/>
+      </w:pPr>
+      <w:r>
+        <w:t>“Quantifying the Ictal–Interictal Continuum.” International Conference on Technology and Analysis for Seizures (ICTALS), Bern, Switzerland (2022)</w:t>
+      </w:r>
+    </w:p>
+    <w:p>
+      <w:pPr>
+        <w:pStyle w:val="ListParagraph"/>
+        <w:numPr>
+          <w:ilvl w:val="0"/>
+          <w:numId w:val="50"/>
+        </w:numPr>
+        <w:tabs>
+          <w:tab w:val="left" w:pos="360"/>
+          <w:tab w:val="left" w:pos="1080"/>
+        </w:tabs>
+        <w:spacing w:before="120"/>
+      </w:pPr>
+      <w:r>
+        <w:t>“Denoising the Diagnosis of Epilepsy.” AI in Epilepsy Conference, Breckenridge, CO (2025)</w:t>
+      </w:r>
+    </w:p>
+    <w:p>
+      <w:pPr>
+        <w:pStyle w:val="ListParagraph"/>
+        <w:numPr>
+          <w:ilvl w:val="0"/>
+          <w:numId w:val="50"/>
+        </w:numPr>
+        <w:tabs>
+          <w:tab w:val="left" w:pos="360"/>
+          <w:tab w:val="left" w:pos="1080"/>
+        </w:tabs>
+        <w:spacing w:before="120"/>
+      </w:pPr>
+      <w:r>
+        <w:t>“MORGOTH: Automating the Interpretation of Clinical Neurophysiology Tests.” International Conference on Technology and Analysis for Seizures (ICTALS), Montreal, Canada (2025)</w:t>
+      </w:r>
+    </w:p>
+    <w:p>
+      <w:pPr>
+        <w:pStyle w:val="ListParagraph"/>
+        <w:numPr>
+          <w:ilvl w:val="0"/>
+          <w:numId w:val="50"/>
+        </w:numPr>
+        <w:tabs>
+          <w:tab w:val="left" w:pos="360"/>
+          <w:tab w:val="left" w:pos="1080"/>
+        </w:tabs>
+        <w:spacing w:before="120"/>
+      </w:pPr>
+      <w:r>
+        <w:t>“Data-Driven Biomarkers for Brain Health from Sleep.” SLEEP 2025 Annual Meeting, Seattle, WA (2025)</w:t>
+      </w:r>
+    </w:p>
+    <w:p>
+      <w:pPr>
+        <w:pStyle w:val="ListParagraph"/>
+        <w:numPr>
+          <w:ilvl w:val="0"/>
+          <w:numId w:val="50"/>
+        </w:numPr>
+        <w:tabs>
+          <w:tab w:val="left" w:pos="360"/>
+          <w:tab w:val="left" w:pos="1080"/>
+        </w:tabs>
+        <w:spacing w:before="120"/>
+      </w:pPr>
+      <w:r>
+        <w:t>“Artificial Intelligence in Neurology: Promise and Peril.” Donald Baxter Lecture, Montreal Neurological Institute, Montreal, Canada (2025)</w:t>
+      </w:r>
+    </w:p>
+    <w:p>
+      <w:pPr>
+        <w:ind w:left="720"/>
+        <w:rPr>
+          <w:b/>
+          <w:smallCaps/>
+        </w:rPr>
+      </w:pPr>
     </w:p>
     <w:p>
       <w:pPr>
@@ -15369,6 +16698,71 @@
         <w:t>Postdoctoral Fellows</w:t>
       </w:r>
     </w:p>
+    <w:p>
+      <w:pPr>
+        <w:pStyle w:val="Normal"/>
+      </w:pPr>
+      <w:r>
+        <w:t>2013-2014</w:t>
+        <w:tab/>
+        <w:t>Jing Jin, PhD from NTU in Singapore. postdoctoral fellow at MGH</w:t>
+      </w:r>
+    </w:p>
+    <w:p>
+      <w:pPr>
+        <w:pStyle w:val="Normal"/>
+      </w:pPr>
+      <w:r>
+        <w:t>2013-2014</w:t>
+        <w:tab/>
+        <w:t>Zhang Rui, PhD, visiting scholar from NTU in Singapore, mentoring for 2 months through present. Professor of Mathematics at Northwestern University, Xi’An, China</w:t>
+      </w:r>
+    </w:p>
+    <w:p>
+      <w:pPr>
+        <w:pStyle w:val="Normal"/>
+      </w:pPr>
+      <w:r>
+        <w:t>2014-2018</w:t>
+        <w:tab/>
+        <w:t>Sunil Belur Nagaraj, PhD, electrical engineering postdoctoral fellow. an Assistant Professor at University of Groningen, Department of Clinical Pharmacology, Groningen, Netherlands</w:t>
+      </w:r>
+    </w:p>
+    <w:p>
+      <w:pPr>
+        <w:pStyle w:val="Normal"/>
+      </w:pPr>
+      <w:r>
+        <w:t>2014-</w:t>
+        <w:tab/>
+        <w:t>Lauren McClain, PhD. Research Fellow. a PhD student at Fordham University, New York</w:t>
+      </w:r>
+    </w:p>
+    <w:p>
+      <w:pPr>
+        <w:pStyle w:val="Normal"/>
+      </w:pPr>
+      <w:r>
+        <w:t>2019-</w:t>
+        <w:tab/>
+        <w:t>Eline Oppersma, PhD. Visiting scholar. Assistant Professor of Technical Medicine at University of Twente, Netherlands</w:t>
+      </w:r>
+    </w:p>
+    <w:p>
+      <w:pPr>
+        <w:pStyle w:val="Normal"/>
+      </w:pPr>
+      <w:r>
+        <w:t>2019-</w:t>
+        <w:tab/>
+        <w:t xml:space="preserve">WenDong Ge, PhD. Postdoctoral fellow. </w:t>
+      </w:r>
+    </w:p>
+    <w:p>
+      <w:pPr>
+        <w:pStyle w:val="Normal"/>
+      </w:pPr>
+    </w:p>
     <w:tbl>
       <w:tblPr>
         <w:tblW w:w="0" w:type="auto"/>
@@ -15885,6 +17279,291 @@
         <w:t>Graduate Students</w:t>
       </w:r>
     </w:p>
+    <w:p>
+      <w:pPr>
+        <w:pStyle w:val="Normal"/>
+      </w:pPr>
+      <w:r>
+        <w:t>2014-</w:t>
+        <w:tab/>
+        <w:t>Mohammed Ghassemi, MIT PhD candidate (now graduated), mentorship resulted in Advanced Multimodal Neuroimaging Training Program (AMNTP) fellowship award, 3 published manuscripts. CEO of a startup company, Ghamut</w:t>
+      </w:r>
+    </w:p>
+    <w:p>
+      <w:pPr>
+        <w:pStyle w:val="Normal"/>
+      </w:pPr>
+      <w:r>
+        <w:t>2014-</w:t>
+        <w:tab/>
+        <w:t xml:space="preserve">Jingzhi An, PhD candidate at Harvard/MIT HST program. </w:t>
+      </w:r>
+    </w:p>
+    <w:p>
+      <w:pPr>
+        <w:pStyle w:val="Normal"/>
+      </w:pPr>
+      <w:r>
+        <w:t>2014-2019</w:t>
+        <w:tab/>
+        <w:t>Moura, Junior Valdery, MS (computer science), programmer analyst / research assistant at MGH. Project: establishing a database for the Clinical Data Animation Center (CDAC). 3 peer-reviewed publications to d. Project Manager for Landmark Project #4 at Partners Healthcare</w:t>
+      </w:r>
+    </w:p>
+    <w:p>
+      <w:pPr>
+        <w:pStyle w:val="Normal"/>
+      </w:pPr>
+      <w:r>
+        <w:t>2014-2017</w:t>
+        <w:tab/>
+        <w:t>Apeksha Shenoy, MS (electrical engineering), programmer analyst / research assistant. a Senior Consultant at Boston Strategic Partners</w:t>
+      </w:r>
+    </w:p>
+    <w:p>
+      <w:pPr>
+        <w:pStyle w:val="Normal"/>
+      </w:pPr>
+      <w:r>
+        <w:t>2015-</w:t>
+        <w:tab/>
+        <w:t xml:space="preserve">Elham Bagheri, MS (electrical and systems engineering). Nanyang Technical University (NTU), Singapore, PhD candidate, co-supervised with Prof. </w:t>
+      </w:r>
+    </w:p>
+    <w:p>
+      <w:pPr>
+        <w:pStyle w:val="Normal"/>
+      </w:pPr>
+      <w:r>
+        <w:t>2015-</w:t>
+        <w:tab/>
+        <w:t xml:space="preserve">John Thomas, MS (electrical and systems engineering). Nanyang Technical University (NTU), Singapore, PhD candidate, co-supervised with Prof. </w:t>
+      </w:r>
+    </w:p>
+    <w:p>
+      <w:pPr>
+        <w:pStyle w:val="Normal"/>
+      </w:pPr>
+      <w:r>
+        <w:t>2015-2016</w:t>
+        <w:tab/>
+        <w:t>Siddharth Biswal, MS, computer programmer / research assistant. a PhD candidate at Georgia Institute of Technology</w:t>
+      </w:r>
+    </w:p>
+    <w:p>
+      <w:pPr>
+        <w:pStyle w:val="Normal"/>
+      </w:pPr>
+      <w:r>
+        <w:t>2015-</w:t>
+        <w:tab/>
+        <w:t xml:space="preserve">Gladia Hotan, PhD candidate at MIT. Mentorship resulted in 2 publications to date. </w:t>
+      </w:r>
+    </w:p>
+    <w:p>
+      <w:pPr>
+        <w:pStyle w:val="Normal"/>
+      </w:pPr>
+      <w:r>
+        <w:t>2015-2016</w:t>
+        <w:tab/>
+        <w:t>Ellis Wickering, MS, University of Twente, Netherlands. working as an computer programmer at Prolira</w:t>
+      </w:r>
+    </w:p>
+    <w:p>
+      <w:pPr>
+        <w:pStyle w:val="Normal"/>
+      </w:pPr>
+      <w:r>
+        <w:t>2016-</w:t>
+        <w:tab/>
+        <w:t xml:space="preserve">Jefferson T, Oliva, PhD candidate in University of Sao Paulo, Brazil, Institute of Mathematics and Computer Sciences. </w:t>
+      </w:r>
+    </w:p>
+    <w:p>
+      <w:pPr>
+        <w:pStyle w:val="Normal"/>
+      </w:pPr>
+      <w:r>
+        <w:t>2016-</w:t>
+        <w:tab/>
+        <w:t>Jord Vink, MS, University of Twente, Netherlands, 3 month research internship with me at MGH, co-mentored with Dr. working at Brain Science Tools, Netherlands</w:t>
+      </w:r>
+    </w:p>
+    <w:p>
+      <w:pPr>
+        <w:pStyle w:val="Normal"/>
+      </w:pPr>
+      <w:r>
+        <w:t>2016-</w:t>
+        <w:tab/>
+        <w:t>Wei-Hung Sun, MD, masters student in the Harvard Biomedical Informatics program. a PhD candidate at MIT in computer science</w:t>
+      </w:r>
+    </w:p>
+    <w:p>
+      <w:pPr>
+        <w:pStyle w:val="Normal"/>
+      </w:pPr>
+      <w:r>
+        <w:t>2016-</w:t>
+        <w:tab/>
+        <w:t xml:space="preserve">Manohar Ghanta, MS (computer science). Computer engineer / research assistant. </w:t>
+      </w:r>
+    </w:p>
+    <w:p>
+      <w:pPr>
+        <w:pStyle w:val="Normal"/>
+      </w:pPr>
+      <w:r>
+        <w:t>2016-</w:t>
+        <w:tab/>
+        <w:t xml:space="preserve">Yu-Ping Shao, MS (computer science). Computer engineer / data scientist / research assistant. </w:t>
+      </w:r>
+    </w:p>
+    <w:p>
+      <w:pPr>
+        <w:pStyle w:val="Normal"/>
+      </w:pPr>
+      <w:r>
+        <w:t>2016-</w:t>
+        <w:tab/>
+        <w:t xml:space="preserve">Sungtae An, MS (computer science). Georgia Tech PhD candidate, co-supervised with Dr. </w:t>
+      </w:r>
+    </w:p>
+    <w:p>
+      <w:pPr>
+        <w:pStyle w:val="Normal"/>
+      </w:pPr>
+      <w:r>
+        <w:t>2016-</w:t>
+        <w:tab/>
+        <w:t xml:space="preserve">Kunal Malhotra, MS (computer science). Georgia Tech (GAT) PhD candidate, co-supervised with Dr. </w:t>
+      </w:r>
+    </w:p>
+    <w:p>
+      <w:pPr>
+        <w:pStyle w:val="Normal"/>
+      </w:pPr>
+      <w:r>
+        <w:t>2016-</w:t>
+        <w:tab/>
+        <w:t xml:space="preserve">Haoqi Sun, MD (computer science). Nanyang Technical University (NTU), Singapore, PhD candidate, co-supervised with Prof. </w:t>
+      </w:r>
+    </w:p>
+    <w:p>
+      <w:pPr>
+        <w:pStyle w:val="Normal"/>
+      </w:pPr>
+      <w:r>
+        <w:t>2016-</w:t>
+        <w:tab/>
+        <w:t xml:space="preserve">Senan Ebrahim, MD, PhD student in the Harvard Medical School HST program; co-supervised with Dr. </w:t>
+      </w:r>
+    </w:p>
+    <w:p>
+      <w:pPr>
+        <w:pStyle w:val="Normal"/>
+      </w:pPr>
+      <w:r>
+        <w:t>2016-2017</w:t>
+        <w:tab/>
+        <w:t>Sophia Bechek, research assistant. a PhD candidate at Stanford</w:t>
+      </w:r>
+    </w:p>
+    <w:p>
+      <w:pPr>
+        <w:pStyle w:val="Normal"/>
+      </w:pPr>
+      <w:r>
+        <w:t>2016-2018</w:t>
+        <w:tab/>
+        <w:t>Balaji Goparaju, MSc. a Data Scientist at Novartis Institutes for BioMedical Research (NIBR)</w:t>
+      </w:r>
+    </w:p>
+    <w:p>
+      <w:pPr>
+        <w:pStyle w:val="Normal"/>
+      </w:pPr>
+      <w:r>
+        <w:t>2016-</w:t>
+        <w:tab/>
+        <w:t xml:space="preserve">Jiang Ling Song, MS (mathematics), Northwestern University, Xian, China. </w:t>
+      </w:r>
+    </w:p>
+    <w:p>
+      <w:pPr>
+        <w:pStyle w:val="Normal"/>
+      </w:pPr>
+      <w:r>
+        <w:t>2017</w:t>
+        <w:tab/>
+        <w:t xml:space="preserve">Dennis Rebergen, Research internship. </w:t>
+      </w:r>
+    </w:p>
+    <w:p>
+      <w:pPr>
+        <w:pStyle w:val="Normal"/>
+      </w:pPr>
+      <w:r>
+        <w:t>2017-</w:t>
+        <w:tab/>
+        <w:t xml:space="preserve">Emile d’Angremont, Research internship. </w:t>
+      </w:r>
+    </w:p>
+    <w:p>
+      <w:pPr>
+        <w:pStyle w:val="Normal"/>
+      </w:pPr>
+      <w:r>
+        <w:t>2017-2018</w:t>
+        <w:tab/>
+        <w:t xml:space="preserve">Peiyun Ni, MD/PhD candidate at Harvard Medical School / MIT. Project: Antiepileptic drug treatment after an unprovoked first seizure: A decision analysis. </w:t>
+      </w:r>
+    </w:p>
+    <w:p>
+      <w:pPr>
+        <w:pStyle w:val="Normal"/>
+      </w:pPr>
+      <w:r>
+        <w:t>2016-2017</w:t>
+        <w:tab/>
+        <w:t xml:space="preserve">Nishant Sinha, PhD candidate (now graduated) at NTU, Singapore, department of computer science. </w:t>
+      </w:r>
+    </w:p>
+    <w:p>
+      <w:pPr>
+        <w:pStyle w:val="Normal"/>
+      </w:pPr>
+      <w:r>
+        <w:t>2018-</w:t>
+        <w:tab/>
+        <w:t xml:space="preserve">Qiang Li, PhD candidate in Mathematics, Northwestern University, Xi’An, China. </w:t>
+      </w:r>
+    </w:p>
+    <w:p>
+      <w:pPr>
+        <w:pStyle w:val="Normal"/>
+      </w:pPr>
+      <w:r>
+        <w:t>2018-2019</w:t>
+        <w:tab/>
+        <w:t>Kicky van Leeuwen, Masters student in Technical Medicine from U. Twente, Netherlands. a Medical Machine Learning Scientist at Medicx</w:t>
+      </w:r>
+    </w:p>
+    <w:p>
+      <w:pPr>
+        <w:pStyle w:val="Normal"/>
+      </w:pPr>
+      <w:r>
+        <w:t>2018-</w:t>
+        <w:tab/>
+        <w:t xml:space="preserve">Michael Leone, MSc. </w:t>
+      </w:r>
+    </w:p>
+    <w:p>
+      <w:pPr>
+        <w:pStyle w:val="Normal"/>
+      </w:pPr>
+    </w:p>
     <w:tbl>
       <w:tblPr>
         <w:tblW w:w="0" w:type="auto"/>
@@ -16041,6 +17720,390 @@
         </w:rPr>
         <w:t>Medical Students / Residents / Fellows</w:t>
       </w:r>
+    </w:p>
+    <w:p>
+      <w:pPr>
+        <w:pStyle w:val="Normal"/>
+      </w:pPr>
+      <w:r>
+        <w:tab/>
+        <w:t xml:space="preserve">Mentorship for 4 months (2 summers), resulted in 4 scientific publications. </w:t>
+      </w:r>
+    </w:p>
+    <w:p>
+      <w:pPr>
+        <w:pStyle w:val="Normal"/>
+      </w:pPr>
+      <w:r>
+        <w:t>2011-2012</w:t>
+        <w:tab/>
+        <w:t>Sarah Wahlster, MD, Neurology resident. Assistant Professor of Neurology at University of Washington</w:t>
+      </w:r>
+    </w:p>
+    <w:p>
+      <w:pPr>
+        <w:pStyle w:val="Normal"/>
+      </w:pPr>
+      <w:r>
+        <w:t>2011-2012</w:t>
+        <w:tab/>
+        <w:t>Craig Williamson, MD, Neurology resident, Mentorship for 1 year, resulted in 1 published scientific manuscript. Assistant Professor of Neurology at University of Michigan</w:t>
+      </w:r>
+    </w:p>
+    <w:p>
+      <w:pPr>
+        <w:pStyle w:val="Normal"/>
+      </w:pPr>
+      <w:r>
+        <w:t>2013-2014</w:t>
+        <w:tab/>
+        <w:t>Lidia Moura, MD, Epilepsy Fellow at MGH. Two abstracts, 1 published scientific manuscript. Assistant Professor at Harvard Medical School</w:t>
+      </w:r>
+    </w:p>
+    <w:p>
+      <w:pPr>
+        <w:pStyle w:val="Normal"/>
+      </w:pPr>
+      <w:r>
+        <w:t>2013-2014</w:t>
+        <w:tab/>
+        <w:t>Marcus Ng, MD, Epilepsy Fellow at MGH. One published manuscript. Assistant Professor at University of Manitoba, Winnipeg, Canada</w:t>
+      </w:r>
+    </w:p>
+    <w:p>
+      <w:pPr>
+        <w:pStyle w:val="Normal"/>
+      </w:pPr>
+      <w:r>
+        <w:t>2013-2014</w:t>
+        <w:tab/>
+        <w:t>Deirdre O'Rourke, MD, Epilepsy Fellow at MGH, mentorship for 1 year, resulted in 1 abstract and 1 published manuscript. Neurologist at Connolly Hospital Blanchardstown/ Beaumont Hospital Dublin</w:t>
+      </w:r>
+    </w:p>
+    <w:p>
+      <w:pPr>
+        <w:pStyle w:val="Normal"/>
+      </w:pPr>
+      <w:r>
+        <w:t>2013-2014</w:t>
+        <w:tab/>
+        <w:t>Sandipan Pati, MD, Epilepsy Fellow at MGH. 1 abstract, 2 published scientific manuscripts. Assistant Professor of Neurology at UAB Birmingham</w:t>
+      </w:r>
+    </w:p>
+    <w:p>
+      <w:pPr>
+        <w:pStyle w:val="Normal"/>
+      </w:pPr>
+      <w:r>
+        <w:t>2013-2014</w:t>
+        <w:tab/>
+        <w:t>Aaron Berkowitz, MD, PhD, neurology resident at BWH/MGH/Partners. Assistant Professor of Neurology at Harvard Medical School / Brigham and Women’s hospital</w:t>
+      </w:r>
+    </w:p>
+    <w:p>
+      <w:pPr>
+        <w:pStyle w:val="Normal"/>
+      </w:pPr>
+      <w:r>
+        <w:t>2014</w:t>
+        <w:tab/>
+        <w:t>Vincent Alvarez, MD, visiting Research Fellow from Universite de Lausanne (Switzerland). 5 published manuscripts. an Attending Neurologist at Hopital du Valais, Sion, Switzerland</w:t>
+      </w:r>
+    </w:p>
+    <w:p>
+      <w:pPr>
+        <w:pStyle w:val="Normal"/>
+      </w:pPr>
+      <w:r>
+        <w:t>2014</w:t>
+        <w:tab/>
+        <w:t xml:space="preserve">Sanjay Menon, MD, Neurosciences ICU Fellow at MGH, mentorship for 6 months. </w:t>
+      </w:r>
+    </w:p>
+    <w:p>
+      <w:pPr>
+        <w:pStyle w:val="Normal"/>
+      </w:pPr>
+      <w:r>
+        <w:t>2014</w:t>
+        <w:tab/>
+        <w:t>Ammar Kheder, MD, Epilepsy Fellow at MGH, mentorship for 1 year. an Assistant Professor Of Clinical Neurology at U</w:t>
+      </w:r>
+    </w:p>
+    <w:p>
+      <w:pPr>
+        <w:pStyle w:val="Normal"/>
+      </w:pPr>
+      <w:r>
+        <w:t>2014-</w:t>
+        <w:tab/>
+        <w:t>Aaron Struck, MD, Epilepsy Fellow at MGH. 2 abstracts, 8 published manuscripts. Assistant Professor of Neurology at University of Wisconsin</w:t>
+      </w:r>
+    </w:p>
+    <w:p>
+      <w:pPr>
+        <w:pStyle w:val="Normal"/>
+      </w:pPr>
+      <w:r>
+        <w:t>2014-2016</w:t>
+        <w:tab/>
+        <w:t>Gina Deck, MD, Epilepsy Fellow at MGH, mentorship for 1 year. an Assistant Professor of neurology at The Warren Alpert Medical School of Brown University</w:t>
+      </w:r>
+    </w:p>
+    <w:p>
+      <w:pPr>
+        <w:pStyle w:val="Normal"/>
+      </w:pPr>
+      <w:r>
+        <w:t>2014-</w:t>
+        <w:tab/>
+        <w:t xml:space="preserve">Edilberto Amorim, MD, neurointenstive care fellow at MGH. Research on the prognostic value quantification of EEG reactivity in coma in patients with anoxic brain injury. </w:t>
+      </w:r>
+    </w:p>
+    <w:p>
+      <w:pPr>
+        <w:pStyle w:val="Normal"/>
+      </w:pPr>
+      <w:r>
+        <w:t>2014-</w:t>
+        <w:tab/>
+        <w:t xml:space="preserve">Jennifer Kim, MD, PhD, neurology resident at MGH/BWH. Project: “Identifying EEG Hallmarks for Increased Seizure Risk in SAH: A Quantitative EEG Analysis.” Starting in July 2019, will be Assistant Professor of Neuro. </w:t>
+      </w:r>
+    </w:p>
+    <w:p>
+      <w:pPr>
+        <w:pStyle w:val="Normal"/>
+      </w:pPr>
+      <w:r>
+        <w:t>2014-2017</w:t>
+        <w:tab/>
+        <w:t xml:space="preserve">Katherine O’Connor, Project: Predicting delayed cerebral ischemia in patients with aneurysmal subarachnoid hemorrhage. </w:t>
+      </w:r>
+    </w:p>
+    <w:p>
+      <w:pPr>
+        <w:pStyle w:val="Normal"/>
+      </w:pPr>
+      <w:r>
+        <w:t>2015-</w:t>
+        <w:tab/>
+        <w:t xml:space="preserve">Sahar Zafar, MD, neurointenstive care fellow at MGH. Research on the impact of pathological brain activity and its treatments on neurological outcome in ICU patients. </w:t>
+      </w:r>
+    </w:p>
+    <w:p>
+      <w:pPr>
+        <w:pStyle w:val="Normal"/>
+      </w:pPr>
+      <w:r>
+        <w:t>2015-2017</w:t>
+        <w:tab/>
+        <w:t>Carlos Muniz, MD. Epilepsy / Neurophysiology Fellow. a practicing neurologist in Towson, Maryland</w:t>
+      </w:r>
+    </w:p>
+    <w:p>
+      <w:pPr>
+        <w:pStyle w:val="Normal"/>
+      </w:pPr>
+      <w:r>
+        <w:t>2016-</w:t>
+        <w:tab/>
+        <w:t xml:space="preserve">Ilya Toloch, MD, PhD, neurology resident at BWH/MGH/Partners. </w:t>
+      </w:r>
+    </w:p>
+    <w:p>
+      <w:pPr>
+        <w:pStyle w:val="Normal"/>
+      </w:pPr>
+      <w:r>
+        <w:t>2016-2016</w:t>
+        <w:tab/>
+        <w:t xml:space="preserve">Eva Postma, MD, University of Twente, Netherlands, visiting scholar for 6 months in my laboratory, co-mentored by Dr. </w:t>
+      </w:r>
+    </w:p>
+    <w:p>
+      <w:pPr>
+        <w:pStyle w:val="Normal"/>
+      </w:pPr>
+      <w:r>
+        <w:t>2016-2017</w:t>
+        <w:tab/>
+        <w:t>Jia Jian, PhD (mathematics), Northwestern University (NWU), Xian, China. an Associate Professor of Mathematics at NWU</w:t>
+      </w:r>
+    </w:p>
+    <w:p>
+      <w:pPr>
+        <w:pStyle w:val="Normal"/>
+      </w:pPr>
+      <w:r>
+        <w:t>2016</w:t>
+        <w:tab/>
+        <w:t xml:space="preserve">Honghui Zhang, PhD (mathematics), Northwestern University, Xian, China. </w:t>
+      </w:r>
+    </w:p>
+    <w:p>
+      <w:pPr>
+        <w:pStyle w:val="Normal"/>
+      </w:pPr>
+      <w:r>
+        <w:t>2014-2018</w:t>
+        <w:tab/>
+        <w:t xml:space="preserve">Durga Jonnalagadda, MD, Projects: Diagnosing severity of delirium in hospitalized patients from EEG recordings. </w:t>
+      </w:r>
+    </w:p>
+    <w:p>
+      <w:pPr>
+        <w:pStyle w:val="Normal"/>
+      </w:pPr>
+      <w:r>
+        <w:t>2017-</w:t>
+        <w:tab/>
+        <w:t>Aline Herlopian, MD. Fellow in Clinical Neurophysiology and Epilepsy at Harvard Medical School, MGH. Projects: Characterizing EEG patterns in patients with CAR-T cell encephalopathy, and Measuring expert inter-rater a. Assistant Professor of Neurology at Yale</w:t>
+      </w:r>
+    </w:p>
+    <w:p>
+      <w:pPr>
+        <w:pStyle w:val="Normal"/>
+      </w:pPr>
+      <w:r>
+        <w:t>2017-</w:t>
+        <w:tab/>
+        <w:t xml:space="preserve">Hassan Aboul Nour, MD. Project: Estimating the effect of exposure to inadvertent pharmacological burst suppression during critical illness on neurologic outcomes. </w:t>
+      </w:r>
+    </w:p>
+    <w:p>
+      <w:pPr>
+        <w:pStyle w:val="Normal"/>
+      </w:pPr>
+      <w:r>
+        <w:t>2017-2018</w:t>
+        <w:tab/>
+        <w:t>Elahe Bordbar, MD. Research Fellow. a Resident in Neurology at Temple University</w:t>
+      </w:r>
+    </w:p>
+    <w:p>
+      <w:pPr>
+        <w:pStyle w:val="Normal"/>
+      </w:pPr>
+      <w:r>
+        <w:t>2017-</w:t>
+        <w:tab/>
+        <w:t xml:space="preserve">Muhammad Edhi, MD. Research Fellow. </w:t>
+      </w:r>
+    </w:p>
+    <w:p>
+      <w:pPr>
+        <w:pStyle w:val="Normal"/>
+      </w:pPr>
+      <w:r>
+        <w:t>2017-</w:t>
+        <w:tab/>
+        <w:t>Farrukh Javed, MD. Research Fellow. a Neurology Resident at University of Virginia</w:t>
+      </w:r>
+    </w:p>
+    <w:p>
+      <w:pPr>
+        <w:pStyle w:val="Normal"/>
+      </w:pPr>
+      <w:r>
+        <w:t>2017-</w:t>
+        <w:tab/>
+        <w:t xml:space="preserve">Solomon Kassa, MD. Research Fellow. </w:t>
+      </w:r>
+    </w:p>
+    <w:p>
+      <w:pPr>
+        <w:pStyle w:val="Normal"/>
+      </w:pPr>
+      <w:r>
+        <w:t>2017-2019</w:t>
+        <w:tab/>
+        <w:t xml:space="preserve">Maryum Shoukat, MD. Research Fellow. </w:t>
+      </w:r>
+    </w:p>
+    <w:p>
+      <w:pPr>
+        <w:pStyle w:val="Normal"/>
+      </w:pPr>
+      <w:r>
+        <w:t>2017-</w:t>
+        <w:tab/>
+        <w:t xml:space="preserve">Mohammad Tabaeizadeh, MD. Research Fellow. </w:t>
+      </w:r>
+    </w:p>
+    <w:p>
+      <w:pPr>
+        <w:pStyle w:val="Normal"/>
+      </w:pPr>
+      <w:r>
+        <w:t>2017-2018</w:t>
+        <w:tab/>
+        <w:t xml:space="preserve">Erik Bao, MD candidate in the Harvard/MIT Health Sciences &amp; Technology. </w:t>
+      </w:r>
+    </w:p>
+    <w:p>
+      <w:pPr>
+        <w:pStyle w:val="Normal"/>
+      </w:pPr>
+      <w:r>
+        <w:t>2017-2018</w:t>
+        <w:tab/>
+        <w:t xml:space="preserve">Monica (Ling-Ya) Chao, MD candidate in Harvard HST program. </w:t>
+      </w:r>
+    </w:p>
+    <w:p>
+      <w:pPr>
+        <w:pStyle w:val="Normal"/>
+      </w:pPr>
+      <w:r>
+        <w:t>2018-</w:t>
+        <w:tab/>
+        <w:t xml:space="preserve">Kendrick Shaw, MD, PhD. Anesthesia Resident and incoming faculty (Instructor) at Harvard Medical School / MGH. Project: Predicting delirium using electronic health record data. </w:t>
+      </w:r>
+    </w:p>
+    <w:p>
+      <w:pPr>
+        <w:pStyle w:val="Normal"/>
+      </w:pPr>
+      <w:r>
+        <w:t>2018-</w:t>
+        <w:tab/>
+        <w:t xml:space="preserve">Chris McGray, MD, PhD. Fellow in Epilepsy and Clinical Neurophysiology. </w:t>
+      </w:r>
+    </w:p>
+    <w:p>
+      <w:pPr>
+        <w:pStyle w:val="Normal"/>
+      </w:pPr>
+      <w:r>
+        <w:t>2018-</w:t>
+        <w:tab/>
+        <w:t xml:space="preserve">Sophia Ryan, MD. Harvard Medical School/CRICO Patient Safety and Quality Fellow at Harvard Medical School. </w:t>
+      </w:r>
+    </w:p>
+    <w:p>
+      <w:pPr>
+        <w:pStyle w:val="Normal"/>
+      </w:pPr>
+      <w:r>
+        <w:t>2018-</w:t>
+        <w:tab/>
+        <w:t xml:space="preserve">Benjamin Grannan, MD. Resident in Neurosurgery at Harvard Medical School / MGH. Project: Deep learning analysis of CT images to detect cases in need of surgical intervention. </w:t>
+      </w:r>
+    </w:p>
+    <w:p>
+      <w:pPr>
+        <w:pStyle w:val="Normal"/>
+      </w:pPr>
+      <w:r>
+        <w:t>2019-</w:t>
+        <w:tab/>
+        <w:t xml:space="preserve">Eliezer Sternberg, MD. Fellow in Epilepsy and Clinical Neurophysiology. </w:t>
+      </w:r>
+    </w:p>
+    <w:p>
+      <w:pPr>
+        <w:pStyle w:val="Normal"/>
+      </w:pPr>
     </w:p>
     <w:tbl>
       <w:tblPr>
@@ -16513,6 +18576,81 @@
         <w:t>Undergraduate Students</w:t>
       </w:r>
     </w:p>
+    <w:p>
+      <w:pPr>
+        <w:pStyle w:val="Normal"/>
+      </w:pPr>
+      <w:r>
+        <w:t>2010; 2011</w:t>
+        <w:tab/>
+        <w:t xml:space="preserve">Nathaniel Eiseman, Senior at Tulane. </w:t>
+      </w:r>
+    </w:p>
+    <w:p>
+      <w:pPr>
+        <w:pStyle w:val="Normal"/>
+      </w:pPr>
+      <w:r>
+        <w:t>2012</w:t>
+        <w:tab/>
+        <w:t xml:space="preserve">Matthew Ferguson, sophomore at Washington University in Saint Louis. </w:t>
+      </w:r>
+    </w:p>
+    <w:p>
+      <w:pPr>
+        <w:pStyle w:val="Normal"/>
+      </w:pPr>
+      <w:r>
+        <w:t>2012</w:t>
+        <w:tab/>
+        <w:t>Justine Cormier, BS, medical student at Boston University School of Medicine. Neurology Resident at Yale</w:t>
+      </w:r>
+    </w:p>
+    <w:p>
+      <w:pPr>
+        <w:pStyle w:val="Normal"/>
+      </w:pPr>
+      <w:r>
+        <w:t>2014</w:t>
+        <w:tab/>
+        <w:t>Elliot Akama-Garren, MIT undergraduate, mentorship for 6 months; resulted in 1 publication. an MD-PhD student at Harvard Medical School</w:t>
+      </w:r>
+    </w:p>
+    <w:p>
+      <w:pPr>
+        <w:pStyle w:val="Normal"/>
+      </w:pPr>
+      <w:r>
+        <w:t>2016-</w:t>
+        <w:tab/>
+        <w:t xml:space="preserve">Greta Gadbois, BS (mathematics), research assistant. </w:t>
+      </w:r>
+    </w:p>
+    <w:p>
+      <w:pPr>
+        <w:pStyle w:val="Normal"/>
+      </w:pPr>
+      <w:r>
+        <w:t>2017</w:t>
+        <w:tab/>
+        <w:t xml:space="preserve">Wade Whitt, undergraduate student at BYU. Projects: Correlation of EEG findings in delirious patients with neurologic outcomes. </w:t>
+      </w:r>
+    </w:p>
+    <w:p>
+      <w:pPr>
+        <w:pStyle w:val="Normal"/>
+      </w:pPr>
+      <w:r>
+        <w:t>2018-</w:t>
+        <w:tab/>
+        <w:t xml:space="preserve">Jacob Hogan, undergraduate student at BYU. Project: Estimating the causal effect of burst suppression on neurologic outcomes. </w:t>
+      </w:r>
+    </w:p>
+    <w:p>
+      <w:pPr>
+        <w:pStyle w:val="Normal"/>
+      </w:pPr>
+    </w:p>
     <w:tbl>
       <w:tblPr>
         <w:tblW w:w="0" w:type="auto"/>
@@ -16977,6 +19115,21 @@
         </w:rPr>
         <w:t>High School Students</w:t>
       </w:r>
+    </w:p>
+    <w:p>
+      <w:pPr>
+        <w:pStyle w:val="Normal"/>
+      </w:pPr>
+      <w:r>
+        <w:t>2018</w:t>
+        <w:tab/>
+        <w:t xml:space="preserve">Alek Westover, High school student. </w:t>
+      </w:r>
+    </w:p>
+    <w:p>
+      <w:pPr>
+        <w:pStyle w:val="Normal"/>
+      </w:pPr>
     </w:p>
     <w:tbl>
       <w:tblPr>

--- a/brandon/cv.docx
+++ b/brandon/cv.docx
@@ -46,11 +46,6 @@
       <w:pPr>
         <w:ind w:left="2880" w:hanging="2880"/>
       </w:pPr>
-    </w:p>
-    <w:p>
-      <w:pPr>
-        <w:ind w:left="2880" w:hanging="2880"/>
-      </w:pPr>
       <w:r>
         <w:t>Name</w:t>
         <w:tab/>
@@ -76,11 +71,6 @@
         <w:tab/>
         <w:t>Beth Israel Deaconess Medical Center (BIDMC)</w:t>
       </w:r>
-    </w:p>
-    <w:p>
-      <w:pPr>
-        <w:pStyle w:val="Normal"/>
-      </w:pPr>
     </w:p>
     <w:p>
       <w:pPr>
